--- a/informe-02/SITRAM-Informe-02.docx
+++ b/informe-02/SITRAM-Informe-02.docx
@@ -421,10 +421,10 @@
           <w:b/>
           <w:bCs/>
         </w:rPr>
-        <w:t xml:space="preserve">SQL Server 2022</w:t>
-      </w:r>
-      <w:r>
-        <w:t xml:space="preserve"> como base de datos relacional, incorporando controles de seguridad transversales: autenticación con JWT, autorización basada en roles (RBAC), cifrado en tránsito (TLS) y en reposo (TDE/Always Encrypted) y un registro de auditoría inmutable. La evaluación se diseñó sobre cuatro variables: el proceso de desarrollo, el funcionamiento de los módulos críticos, el cumplimiento de los controles de </w:t>
+        <w:t xml:space="preserve">PostgreSQL</w:t>
+      </w:r>
+      <w:r>
+        <w:t xml:space="preserve"> (gestionado en Supabase) como base de datos relacional, incorporando controles de seguridad transversales: autenticación con JWT, autorización basada en roles (RBAC), cifrado en tránsito (TLS), cifrado en reposo a nivel de proveedor y cifrado de columna a nivel de aplicación (AES-256) para datos personales sensibles, y un registro de auditoría inmutable. La evaluación se diseñó sobre cuatro variables: el proceso de desarrollo, el funcionamiento de los módulos críticos, el cumplimiento de los controles de </w:t>
       </w:r>
       <w:r>
         <w:rPr>
@@ -608,10 +608,10 @@
           <w:b/>
           <w:bCs/>
         </w:rPr>
-        <w:t xml:space="preserve">SQL Server 2022</w:t>
-      </w:r>
-      <w:r>
-        <w:t xml:space="preserve"> as the relational database, incorporating cross-cutting security controls: JWT authentication, role-based access control (RBAC), encryption in transit (TLS) and at rest (TDE/Always Encrypted), and an immutable audit log. The evaluation was designed around four variables: the development process, the operation of critical modules, compliance with </w:t>
+        <w:t xml:space="preserve">PostgreSQL</w:t>
+      </w:r>
+      <w:r>
+        <w:t xml:space="preserve"> (managed on Supabase) as the relational database, incorporating cross-cutting security controls: JWT authentication, role-based access control (RBAC), encryption in transit (TLS), provider-level encryption at rest, and application-level column encryption (AES-256) for sensitive personal data, and an immutable audit log. The evaluation was designed around four variables: the development process, the operation of critical modules, compliance with </w:t>
       </w:r>
       <w:r>
         <w:rPr>
@@ -2444,7 +2444,7 @@
         <w:jc w:val="left"/>
       </w:pPr>
       <w:r>
-        <w:t xml:space="preserve">El proyecto es técnicamente viable. Las tecnologías seleccionadas (.NET 10, C# 14, SQL Server 2022, Entity Framework Core 10) son maduras, cuentan con amplia documentación y soporte, y son adecuadas para los requisitos de seguridad y rendimiento planteados. El conocimiento requerido está al alcance del investigador y las herramientas de desarrollo son de libre acceso.</w:t>
+        <w:t xml:space="preserve">El proyecto es técnicamente viable. Las tecnologías seleccionadas (.NET 10, C# 14, PostgreSQL, Entity Framework Core 10) son maduras, cuentan con amplia documentación y soporte, y son adecuadas para los requisitos de seguridad y rendimiento planteados. El conocimiento requerido está al alcance del investigador y las herramientas de desarrollo son de libre acceso.</w:t>
       </w:r>
     </w:p>
     <w:p>
@@ -4156,7 +4156,7 @@
         <w:jc w:val="left"/>
       </w:pPr>
       <w:r>
-        <w:t xml:space="preserve">##### 2.2.7.3 SQL Server</w:t>
+        <w:t xml:space="preserve">##### 2.2.7.3 PostgreSQL y persistencia gestionada (Supabase)</w:t>
       </w:r>
     </w:p>
     <w:p>
@@ -4170,10 +4170,10 @@
           <w:b/>
           <w:bCs/>
         </w:rPr>
-        <w:t xml:space="preserve">SQL Server 2022</w:t>
-      </w:r>
-      <w:r>
-        <w:t xml:space="preserve"> es un sistema gestor de bases de datos relacional (SGBDR) de Microsoft que garantiza las propiedades </w:t>
+        <w:t xml:space="preserve">PostgreSQL</w:t>
+      </w:r>
+      <w:r>
+        <w:t xml:space="preserve"> es un sistema gestor de bases de datos relacional (SGBDR) de código abierto que garantiza las propiedades </w:t>
       </w:r>
       <w:r>
         <w:rPr>
@@ -4183,27 +4183,17 @@
         <w:t xml:space="preserve">ACID</w:t>
       </w:r>
       <w:r>
-        <w:t xml:space="preserve"> (atomicidad, consistencia, aislamiento y durabilidad) de las transacciones. Ofrece capacidades avanzadas de seguridad como el </w:t>
-      </w:r>
-      <w:r>
-        <w:rPr>
-          <w:b/>
-          <w:bCs/>
-        </w:rPr>
-        <w:t xml:space="preserve">cifrado transparente de datos</w:t>
-      </w:r>
-      <w:r>
-        <w:t xml:space="preserve"> (TDE) para el cifrado en reposo y </w:t>
-      </w:r>
-      <w:r>
-        <w:rPr>
-          <w:b/>
-          <w:bCs/>
-        </w:rPr>
-        <w:t xml:space="preserve">Always Encrypted</w:t>
-      </w:r>
-      <w:r>
-        <w:t xml:space="preserve"> para el cifrado a nivel de columna de datos sensibles.</w:t>
+        <w:t xml:space="preserve"> (atomicidad, consistencia, aislamiento y durabilidad) de las transacciones, con soporte maduro de tipos avanzados, índices y control de concurrencia multiversión (MVCC). El proyecto lo consume a través de </w:t>
+      </w:r>
+      <w:r>
+        <w:rPr>
+          <w:b/>
+          <w:bCs/>
+        </w:rPr>
+        <w:t xml:space="preserve">Supabase</w:t>
+      </w:r>
+      <w:r>
+        <w:t xml:space="preserve">, una plataforma que gestiona PostgreSQL como servicio (aprovisionamiento, respaldos y cifrado de los volúmenes de almacenamiento en reposo a nivel de infraestructura), lo que evita mantener una instancia de base de datos propia por entorno de desarrollo.</w:t>
       </w:r>
     </w:p>
     <w:p>
@@ -4213,7 +4203,47 @@
         <w:jc w:val="left"/>
       </w:pPr>
       <w:r>
-        <w:t xml:space="preserve">##### 2.2.7.4 Entity Framework Core</w:t>
+        <w:t xml:space="preserve">El diseño inicial del proyecto evaluó </w:t>
+      </w:r>
+      <w:r>
+        <w:rPr>
+          <w:b/>
+          <w:bCs/>
+        </w:rPr>
+        <w:t xml:space="preserve">SQL Server 2022</w:t>
+      </w:r>
+      <w:r>
+        <w:t xml:space="preserve"> por su integración nativa con el stack .NET y por ofrecer </w:t>
+      </w:r>
+      <w:r>
+        <w:rPr>
+          <w:i/>
+          <w:iCs/>
+        </w:rPr>
+        <w:t xml:space="preserve">Transparent Data Encryption</w:t>
+      </w:r>
+      <w:r>
+        <w:t xml:space="preserve"> (TDE) y </w:t>
+      </w:r>
+      <w:r>
+        <w:rPr>
+          <w:i/>
+          <w:iCs/>
+        </w:rPr>
+        <w:t xml:space="preserve">Always Encrypted</w:t>
+      </w:r>
+      <w:r>
+        <w:t xml:space="preserve"> como capacidades de cifrado nativas del motor. Durante la implementación se determinó que </w:t>
+      </w:r>
+      <w:r>
+        <w:rPr>
+          <w:i/>
+          <w:iCs/>
+        </w:rPr>
+        <w:t xml:space="preserve">Always Encrypted</w:t>
+      </w:r>
+      <w:r>
+        <w:t xml:space="preserve"> real requiere un almacén de claves externo (Azure Key Vault o un HSM) no disponible en un entorno académico sin presupuesto de infraestructura, por lo que el cifrado de columna se implementó como una capa de aplicación (AES-256, ver §2.2.8.4) desde el inicio. Al no depender ya de la capacidad diferencial de SQL Server, se migró a PostgreSQL/Supabase para eliminar la dependencia de una instancia local de base de datos y facilitar el trabajo desde distintos entornos de desarrollo. Esta decisión y su justificación completa quedan registradas como una decisión de arquitectura (ADR) del proyecto.</w:t>
       </w:r>
     </w:p>
     <w:p>
@@ -4223,34 +4253,7 @@
         <w:jc w:val="left"/>
       </w:pPr>
       <w:r>
-        <w:rPr>
-          <w:b/>
-          <w:bCs/>
-        </w:rPr>
-        <w:t xml:space="preserve">Entity Framework Core 10</w:t>
-      </w:r>
-      <w:r>
-        <w:t xml:space="preserve"> es el mapeador objeto-relacional (ORM) de .NET, que permite a los desarrolladores trabajar con la base de datos mediante objetos del lenguaje en lugar de SQL directo. Soporta el enfoque </w:t>
-      </w:r>
-      <w:r>
-        <w:rPr>
-          <w:i/>
-          <w:iCs/>
-        </w:rPr>
-        <w:t xml:space="preserve">code-first</w:t>
-      </w:r>
-      <w:r>
-        <w:t xml:space="preserve"> y el versionado del esquema mediante </w:t>
-      </w:r>
-      <w:r>
-        <w:rPr>
-          <w:b/>
-          <w:bCs/>
-        </w:rPr>
-        <w:t xml:space="preserve">migraciones</w:t>
-      </w:r>
-      <w:r>
-        <w:t xml:space="preserve">, lo que facilita la evolución controlada de la base de datos.</w:t>
+        <w:t xml:space="preserve">##### 2.2.7.4 Entity Framework Core</w:t>
       </w:r>
     </w:p>
     <w:p>
@@ -4260,7 +4263,34 @@
         <w:jc w:val="left"/>
       </w:pPr>
       <w:r>
-        <w:t xml:space="preserve">##### 2.2.7.5 Blazor (interfaz de usuario)</w:t>
+        <w:rPr>
+          <w:b/>
+          <w:bCs/>
+        </w:rPr>
+        <w:t xml:space="preserve">Entity Framework Core 10</w:t>
+      </w:r>
+      <w:r>
+        <w:t xml:space="preserve"> es el mapeador objeto-relacional (ORM) de .NET, que permite a los desarrolladores trabajar con la base de datos mediante objetos del lenguaje en lugar de SQL directo. Soporta el enfoque </w:t>
+      </w:r>
+      <w:r>
+        <w:rPr>
+          <w:i/>
+          <w:iCs/>
+        </w:rPr>
+        <w:t xml:space="preserve">code-first</w:t>
+      </w:r>
+      <w:r>
+        <w:t xml:space="preserve"> y el versionado del esquema mediante </w:t>
+      </w:r>
+      <w:r>
+        <w:rPr>
+          <w:b/>
+          <w:bCs/>
+        </w:rPr>
+        <w:t xml:space="preserve">migraciones</w:t>
+      </w:r>
+      <w:r>
+        <w:t xml:space="preserve">, lo que facilita la evolución controlada de la base de datos.</w:t>
       </w:r>
     </w:p>
     <w:p>
@@ -4270,63 +4300,7 @@
         <w:jc w:val="left"/>
       </w:pPr>
       <w:r>
-        <w:rPr>
-          <w:b/>
-          <w:bCs/>
-        </w:rPr>
-        <w:t xml:space="preserve">Blazor</w:t>
-      </w:r>
-      <w:r>
-        <w:t xml:space="preserve"> es el framework de .NET para construir interfaces de usuario web interactivas con C#, prescindiendo de JavaScript. Ofrece distintos modos de render; el proyecto adopta el </w:t>
-      </w:r>
-      <w:r>
-        <w:rPr>
-          <w:b/>
-          <w:bCs/>
-        </w:rPr>
-        <w:t xml:space="preserve">render interactivo en servidor</w:t>
-      </w:r>
-      <w:r>
-        <w:t xml:space="preserve"> (</w:t>
-      </w:r>
-      <w:r>
-        <w:rPr>
-          <w:i/>
-          <w:iCs/>
-        </w:rPr>
-        <w:t xml:space="preserve">Interactive Server</w:t>
-      </w:r>
-      <w:r>
-        <w:t xml:space="preserve">), en el que la lógica de la interfaz se ejecuta en el servidor y el navegador solo recibe las diferencias de la interfaz a través de una conexión en tiempo real. Esta elección tiene una motivación de seguridad y protección de datos: la lógica y los </w:t>
-      </w:r>
-      <w:r>
-        <w:rPr>
-          <w:b/>
-          <w:bCs/>
-        </w:rPr>
-        <w:t xml:space="preserve">datos personales no se descargan al navegador</w:t>
-      </w:r>
-      <w:r>
-        <w:t xml:space="preserve">, la sesión autenticada no se almacena en el cliente (evitando el robo de token por </w:t>
-      </w:r>
-      <w:r>
-        <w:rPr>
-          <w:i/>
-          <w:iCs/>
-        </w:rPr>
-        <w:t xml:space="preserve">cross-site scripting</w:t>
-      </w:r>
-      <w:r>
-        <w:t xml:space="preserve">) y el motor de plantillas codifica la salida por defecto, mitigando dicho riesgo. Al compartir el lenguaje (C#) con el backend, se reutilizan los objetos de transferencia (DTO) y las validaciones, y se reduce la dependencia de librerías de terceros. La justificación completa se documenta en el ADR de frontend del proyecto.</w:t>
-      </w:r>
-    </w:p>
-    <w:p>
-      <w:pPr>
-        <w:pStyle w:val="Heading4"/>
-        <w:spacing w:after="120" w:before="200" w:line="360"/>
-      </w:pPr>
-      <w:r>
-        <w:t xml:space="preserve">2.2.8 Seguridad de la información</w:t>
+        <w:t xml:space="preserve">##### 2.2.7.5 Blazor (interfaz de usuario)</w:t>
       </w:r>
     </w:p>
     <w:p>
@@ -4336,7 +4310,63 @@
         <w:jc w:val="left"/>
       </w:pPr>
       <w:r>
-        <w:t xml:space="preserve">##### 2.2.8.1 La tríada CID</w:t>
+        <w:rPr>
+          <w:b/>
+          <w:bCs/>
+        </w:rPr>
+        <w:t xml:space="preserve">Blazor</w:t>
+      </w:r>
+      <w:r>
+        <w:t xml:space="preserve"> es el framework de .NET para construir interfaces de usuario web interactivas con C#, prescindiendo de JavaScript. Ofrece distintos modos de render; el proyecto adopta el </w:t>
+      </w:r>
+      <w:r>
+        <w:rPr>
+          <w:b/>
+          <w:bCs/>
+        </w:rPr>
+        <w:t xml:space="preserve">render interactivo en servidor</w:t>
+      </w:r>
+      <w:r>
+        <w:t xml:space="preserve"> (</w:t>
+      </w:r>
+      <w:r>
+        <w:rPr>
+          <w:i/>
+          <w:iCs/>
+        </w:rPr>
+        <w:t xml:space="preserve">Interactive Server</w:t>
+      </w:r>
+      <w:r>
+        <w:t xml:space="preserve">), en el que la lógica de la interfaz se ejecuta en el servidor y el navegador solo recibe las diferencias de la interfaz a través de una conexión en tiempo real. Esta elección tiene una motivación de seguridad y protección de datos: la lógica y los </w:t>
+      </w:r>
+      <w:r>
+        <w:rPr>
+          <w:b/>
+          <w:bCs/>
+        </w:rPr>
+        <w:t xml:space="preserve">datos personales no se descargan al navegador</w:t>
+      </w:r>
+      <w:r>
+        <w:t xml:space="preserve">, la sesión autenticada no se almacena en el cliente (evitando el robo de token por </w:t>
+      </w:r>
+      <w:r>
+        <w:rPr>
+          <w:i/>
+          <w:iCs/>
+        </w:rPr>
+        <w:t xml:space="preserve">cross-site scripting</w:t>
+      </w:r>
+      <w:r>
+        <w:t xml:space="preserve">) y el motor de plantillas codifica la salida por defecto, mitigando dicho riesgo. Al compartir el lenguaje (C#) con el backend, se reutilizan los objetos de transferencia (DTO) y las validaciones, y se reduce la dependencia de librerías de terceros. La justificación completa se documenta en el ADR de frontend del proyecto.</w:t>
+      </w:r>
+    </w:p>
+    <w:p>
+      <w:pPr>
+        <w:pStyle w:val="Heading4"/>
+        <w:spacing w:after="120" w:before="200" w:line="360"/>
+      </w:pPr>
+      <w:r>
+        <w:t xml:space="preserve">2.2.8 Seguridad de la información</w:t>
       </w:r>
     </w:p>
     <w:p>
@@ -4346,47 +4376,7 @@
         <w:jc w:val="left"/>
       </w:pPr>
       <w:r>
-        <w:t xml:space="preserve">La seguridad de la información se sustenta en tres propiedades fundamentales, conocidas como la tríada </w:t>
-      </w:r>
-      <w:r>
-        <w:rPr>
-          <w:b/>
-          <w:bCs/>
-        </w:rPr>
-        <w:t xml:space="preserve">CID</w:t>
-      </w:r>
-      <w:r>
-        <w:t xml:space="preserve">: la </w:t>
-      </w:r>
-      <w:r>
-        <w:rPr>
-          <w:b/>
-          <w:bCs/>
-        </w:rPr>
-        <w:t xml:space="preserve">confidencialidad</w:t>
-      </w:r>
-      <w:r>
-        <w:t xml:space="preserve"> (la información solo es accesible para quienes están autorizados), la </w:t>
-      </w:r>
-      <w:r>
-        <w:rPr>
-          <w:b/>
-          <w:bCs/>
-        </w:rPr>
-        <w:t xml:space="preserve">integridad</w:t>
-      </w:r>
-      <w:r>
-        <w:t xml:space="preserve"> (la información es exacta y no ha sido alterada indebidamente) y la </w:t>
-      </w:r>
-      <w:r>
-        <w:rPr>
-          <w:b/>
-          <w:bCs/>
-        </w:rPr>
-        <w:t xml:space="preserve">disponibilidad</w:t>
-      </w:r>
-      <w:r>
-        <w:t xml:space="preserve"> (la información y los servicios están accesibles cuando se necesitan).</w:t>
+        <w:t xml:space="preserve">##### 2.2.8.1 La tríada CID</w:t>
       </w:r>
     </w:p>
     <w:p>
@@ -4396,7 +4386,47 @@
         <w:jc w:val="left"/>
       </w:pPr>
       <w:r>
-        <w:t xml:space="preserve">##### 2.2.8.2 Autenticación y JWT</w:t>
+        <w:t xml:space="preserve">La seguridad de la información se sustenta en tres propiedades fundamentales, conocidas como la tríada </w:t>
+      </w:r>
+      <w:r>
+        <w:rPr>
+          <w:b/>
+          <w:bCs/>
+        </w:rPr>
+        <w:t xml:space="preserve">CID</w:t>
+      </w:r>
+      <w:r>
+        <w:t xml:space="preserve">: la </w:t>
+      </w:r>
+      <w:r>
+        <w:rPr>
+          <w:b/>
+          <w:bCs/>
+        </w:rPr>
+        <w:t xml:space="preserve">confidencialidad</w:t>
+      </w:r>
+      <w:r>
+        <w:t xml:space="preserve"> (la información solo es accesible para quienes están autorizados), la </w:t>
+      </w:r>
+      <w:r>
+        <w:rPr>
+          <w:b/>
+          <w:bCs/>
+        </w:rPr>
+        <w:t xml:space="preserve">integridad</w:t>
+      </w:r>
+      <w:r>
+        <w:t xml:space="preserve"> (la información es exacta y no ha sido alterada indebidamente) y la </w:t>
+      </w:r>
+      <w:r>
+        <w:rPr>
+          <w:b/>
+          <w:bCs/>
+        </w:rPr>
+        <w:t xml:space="preserve">disponibilidad</w:t>
+      </w:r>
+      <w:r>
+        <w:t xml:space="preserve"> (la información y los servicios están accesibles cuando se necesitan).</w:t>
       </w:r>
     </w:p>
     <w:p>
@@ -4406,77 +4436,7 @@
         <w:jc w:val="left"/>
       </w:pPr>
       <w:r>
-        <w:t xml:space="preserve">La </w:t>
-      </w:r>
-      <w:r>
-        <w:rPr>
-          <w:b/>
-          <w:bCs/>
-        </w:rPr>
-        <w:t xml:space="preserve">autenticación</w:t>
-      </w:r>
-      <w:r>
-        <w:t xml:space="preserve"> es el proceso de verificar la identidad de un usuario. Un mecanismo moderno y ampliamente adoptado es el </w:t>
-      </w:r>
-      <w:r>
-        <w:rPr>
-          <w:b/>
-          <w:bCs/>
-        </w:rPr>
-        <w:t xml:space="preserve">JWT</w:t>
-      </w:r>
-      <w:r>
-        <w:t xml:space="preserve"> (</w:t>
-      </w:r>
-      <w:r>
-        <w:rPr>
-          <w:i/>
-          <w:iCs/>
-        </w:rPr>
-        <w:t xml:space="preserve">JSON Web Token</w:t>
-      </w:r>
-      <w:r>
-        <w:t xml:space="preserve">): un token compacto, firmado digitalmente, que transporta información (</w:t>
-      </w:r>
-      <w:r>
-        <w:rPr>
-          <w:i/>
-          <w:iCs/>
-        </w:rPr>
-        <w:t xml:space="preserve">claims</w:t>
-      </w:r>
-      <w:r>
-        <w:t xml:space="preserve">) sobre la identidad y los permisos del usuario. Al ser autocontenido y firmado, permite una autenticación </w:t>
-      </w:r>
-      <w:r>
-        <w:rPr>
-          <w:b/>
-          <w:bCs/>
-        </w:rPr>
-        <w:t xml:space="preserve">sin estado</w:t>
-      </w:r>
-      <w:r>
-        <w:t xml:space="preserve"> (</w:t>
-      </w:r>
-      <w:r>
-        <w:rPr>
-          <w:i/>
-          <w:iCs/>
-        </w:rPr>
-        <w:t xml:space="preserve">stateless</w:t>
-      </w:r>
-      <w:r>
-        <w:t xml:space="preserve">) en el servidor, lo que favorece la escalabilidad. Su seguridad se refuerza con tokens de vida corta y </w:t>
-      </w:r>
-      <w:r>
-        <w:rPr>
-          <w:i/>
-          <w:iCs/>
-        </w:rPr>
-        <w:t xml:space="preserve">refresh tokens</w:t>
-      </w:r>
-      <w:r>
-        <w:t xml:space="preserve"> rotativos.</w:t>
+        <w:t xml:space="preserve">##### 2.2.8.2 Autenticación y JWT</w:t>
       </w:r>
     </w:p>
     <w:p>
@@ -4486,7 +4446,77 @@
         <w:jc w:val="left"/>
       </w:pPr>
       <w:r>
-        <w:t xml:space="preserve">##### 2.2.8.3 Autorización y RBAC</w:t>
+        <w:t xml:space="preserve">La </w:t>
+      </w:r>
+      <w:r>
+        <w:rPr>
+          <w:b/>
+          <w:bCs/>
+        </w:rPr>
+        <w:t xml:space="preserve">autenticación</w:t>
+      </w:r>
+      <w:r>
+        <w:t xml:space="preserve"> es el proceso de verificar la identidad de un usuario. Un mecanismo moderno y ampliamente adoptado es el </w:t>
+      </w:r>
+      <w:r>
+        <w:rPr>
+          <w:b/>
+          <w:bCs/>
+        </w:rPr>
+        <w:t xml:space="preserve">JWT</w:t>
+      </w:r>
+      <w:r>
+        <w:t xml:space="preserve"> (</w:t>
+      </w:r>
+      <w:r>
+        <w:rPr>
+          <w:i/>
+          <w:iCs/>
+        </w:rPr>
+        <w:t xml:space="preserve">JSON Web Token</w:t>
+      </w:r>
+      <w:r>
+        <w:t xml:space="preserve">): un token compacto, firmado digitalmente, que transporta información (</w:t>
+      </w:r>
+      <w:r>
+        <w:rPr>
+          <w:i/>
+          <w:iCs/>
+        </w:rPr>
+        <w:t xml:space="preserve">claims</w:t>
+      </w:r>
+      <w:r>
+        <w:t xml:space="preserve">) sobre la identidad y los permisos del usuario. Al ser autocontenido y firmado, permite una autenticación </w:t>
+      </w:r>
+      <w:r>
+        <w:rPr>
+          <w:b/>
+          <w:bCs/>
+        </w:rPr>
+        <w:t xml:space="preserve">sin estado</w:t>
+      </w:r>
+      <w:r>
+        <w:t xml:space="preserve"> (</w:t>
+      </w:r>
+      <w:r>
+        <w:rPr>
+          <w:i/>
+          <w:iCs/>
+        </w:rPr>
+        <w:t xml:space="preserve">stateless</w:t>
+      </w:r>
+      <w:r>
+        <w:t xml:space="preserve">) en el servidor, lo que favorece la escalabilidad. Su seguridad se refuerza con tokens de vida corta y </w:t>
+      </w:r>
+      <w:r>
+        <w:rPr>
+          <w:i/>
+          <w:iCs/>
+        </w:rPr>
+        <w:t xml:space="preserve">refresh tokens</w:t>
+      </w:r>
+      <w:r>
+        <w:t xml:space="preserve"> rotativos.</w:t>
       </w:r>
     </w:p>
     <w:p>
@@ -4496,67 +4526,7 @@
         <w:jc w:val="left"/>
       </w:pPr>
       <w:r>
-        <w:t xml:space="preserve">La </w:t>
-      </w:r>
-      <w:r>
-        <w:rPr>
-          <w:b/>
-          <w:bCs/>
-        </w:rPr>
-        <w:t xml:space="preserve">autorización</w:t>
-      </w:r>
-      <w:r>
-        <w:t xml:space="preserve"> determina qué acciones puede realizar un usuario autenticado. El </w:t>
-      </w:r>
-      <w:r>
-        <w:rPr>
-          <w:b/>
-          <w:bCs/>
-        </w:rPr>
-        <w:t xml:space="preserve">control de acceso basado en roles</w:t>
-      </w:r>
-      <w:r>
-        <w:t xml:space="preserve"> (</w:t>
-      </w:r>
-      <w:r>
-        <w:rPr>
-          <w:i/>
-          <w:iCs/>
-        </w:rPr>
-        <w:t xml:space="preserve">Role-Based Access Control</w:t>
-      </w:r>
-      <w:r>
-        <w:t xml:space="preserve">, RBAC) es un modelo que asigna permisos a </w:t>
-      </w:r>
-      <w:r>
-        <w:rPr>
-          <w:b/>
-          <w:bCs/>
-        </w:rPr>
-        <w:t xml:space="preserve">roles</w:t>
-      </w:r>
-      <w:r>
-        <w:t xml:space="preserve">, y roles a </w:t>
-      </w:r>
-      <w:r>
-        <w:rPr>
-          <w:b/>
-          <w:bCs/>
-        </w:rPr>
-        <w:t xml:space="preserve">usuarios</w:t>
-      </w:r>
-      <w:r>
-        <w:t xml:space="preserve">, bajo el principio de </w:t>
-      </w:r>
-      <w:r>
-        <w:rPr>
-          <w:b/>
-          <w:bCs/>
-        </w:rPr>
-        <w:t xml:space="preserve">mínimo privilegio</w:t>
-      </w:r>
-      <w:r>
-        <w:t xml:space="preserve">: cada actor recibe únicamente los permisos imprescindibles para su función. Este modelo facilita la gestión, la auditoría y la modificación de los permisos sin alterar el código.</w:t>
+        <w:t xml:space="preserve">##### 2.2.8.3 Autorización y RBAC</w:t>
       </w:r>
     </w:p>
     <w:p>
@@ -4566,7 +4536,67 @@
         <w:jc w:val="left"/>
       </w:pPr>
       <w:r>
-        <w:t xml:space="preserve">##### 2.2.8.4 Criptografía</w:t>
+        <w:t xml:space="preserve">La </w:t>
+      </w:r>
+      <w:r>
+        <w:rPr>
+          <w:b/>
+          <w:bCs/>
+        </w:rPr>
+        <w:t xml:space="preserve">autorización</w:t>
+      </w:r>
+      <w:r>
+        <w:t xml:space="preserve"> determina qué acciones puede realizar un usuario autenticado. El </w:t>
+      </w:r>
+      <w:r>
+        <w:rPr>
+          <w:b/>
+          <w:bCs/>
+        </w:rPr>
+        <w:t xml:space="preserve">control de acceso basado en roles</w:t>
+      </w:r>
+      <w:r>
+        <w:t xml:space="preserve"> (</w:t>
+      </w:r>
+      <w:r>
+        <w:rPr>
+          <w:i/>
+          <w:iCs/>
+        </w:rPr>
+        <w:t xml:space="preserve">Role-Based Access Control</w:t>
+      </w:r>
+      <w:r>
+        <w:t xml:space="preserve">, RBAC) es un modelo que asigna permisos a </w:t>
+      </w:r>
+      <w:r>
+        <w:rPr>
+          <w:b/>
+          <w:bCs/>
+        </w:rPr>
+        <w:t xml:space="preserve">roles</w:t>
+      </w:r>
+      <w:r>
+        <w:t xml:space="preserve">, y roles a </w:t>
+      </w:r>
+      <w:r>
+        <w:rPr>
+          <w:b/>
+          <w:bCs/>
+        </w:rPr>
+        <w:t xml:space="preserve">usuarios</w:t>
+      </w:r>
+      <w:r>
+        <w:t xml:space="preserve">, bajo el principio de </w:t>
+      </w:r>
+      <w:r>
+        <w:rPr>
+          <w:b/>
+          <w:bCs/>
+        </w:rPr>
+        <w:t xml:space="preserve">mínimo privilegio</w:t>
+      </w:r>
+      <w:r>
+        <w:t xml:space="preserve">: cada actor recibe únicamente los permisos imprescindibles para su función. Este modelo facilita la gestión, la auditoría y la modificación de los permisos sin alterar el código.</w:t>
       </w:r>
     </w:p>
     <w:p>
@@ -4576,6 +4606,16 @@
         <w:jc w:val="left"/>
       </w:pPr>
       <w:r>
+        <w:t xml:space="preserve">##### 2.2.8.4 Criptografía</w:t>
+      </w:r>
+    </w:p>
+    <w:p>
+      <w:pPr>
+        <w:spacing w:after="0" w:line="360"/>
+        <w:ind w:firstLine="720"/>
+        <w:jc w:val="left"/>
+      </w:pPr>
+      <w:r>
         <w:t xml:space="preserve">La </w:t>
       </w:r>
       <w:r>
@@ -4636,7 +4676,47 @@
         <w:t xml:space="preserve">Transport Layer Security</w:t>
       </w:r>
       <w:r>
-        <w:t xml:space="preserve">), que cifra la comunicación entre cliente y servidor (HTTPS). En reposo, se emplean TDE y el cifrado a nivel de columna.</w:t>
+        <w:t xml:space="preserve">), que cifra la comunicación entre cliente y servidor (HTTPS). En reposo, el proveedor de base de datos cifra los volúmenes de almacenamiento, y los campos personales sensibles (DNI, teléfono, correo) reciben además un </w:t>
+      </w:r>
+      <w:r>
+        <w:rPr>
+          <w:b/>
+          <w:bCs/>
+        </w:rPr>
+        <w:t xml:space="preserve">cifrado a nivel de columna con AES-256 en la capa de aplicación</w:t>
+      </w:r>
+      <w:r>
+        <w:t xml:space="preserve">, equivalente funcional a </w:t>
+      </w:r>
+      <w:r>
+        <w:rPr>
+          <w:i/>
+          <w:iCs/>
+        </w:rPr>
+        <w:t xml:space="preserve">Always Encrypted</w:t>
+      </w:r>
+      <w:r>
+        <w:t xml:space="preserve">: cifrado </w:t>
+      </w:r>
+      <w:r>
+        <w:rPr>
+          <w:b/>
+          <w:bCs/>
+        </w:rPr>
+        <w:t xml:space="preserve">determinista</w:t>
+      </w:r>
+      <w:r>
+        <w:t xml:space="preserve"> (mismo texto plano → mismo cifrado, permite búsqueda por igualdad) para columnas que requieren consulta exacta, y cifrado </w:t>
+      </w:r>
+      <w:r>
+        <w:rPr>
+          <w:b/>
+          <w:bCs/>
+        </w:rPr>
+        <w:t xml:space="preserve">aleatorio</w:t>
+      </w:r>
+      <w:r>
+        <w:t xml:space="preserve"> (IV distinto en cada operación) para las que no la requieren.</w:t>
       </w:r>
     </w:p>
     <w:p>
@@ -5434,7 +5514,7 @@
               <w:t xml:space="preserve">C# 14 / .NET 10 (LTS)</w:t>
             </w:r>
             <w:r>
-              <w:t xml:space="preserve">: robustez, rendimiento, tipado fuerte, soporte prolongado e integración nativa con seguridad y SQL Server</w:t>
+              <w:t xml:space="preserve">: robustez, rendimiento, tipado fuerte, soporte prolongado e integración nativa con seguridad y con el ORM elegido</w:t>
             </w:r>
           </w:p>
         </w:tc>
@@ -5570,7 +5650,7 @@
               <w:spacing w:after="0" w:line="240"/>
             </w:pPr>
             <w:r>
-              <w:t xml:space="preserve">PostgreSQL, MySQL, MongoDB</w:t>
+              <w:t xml:space="preserve">SQL Server, MySQL, MongoDB</w:t>
             </w:r>
           </w:p>
         </w:tc>
@@ -5599,10 +5679,10 @@
                 <w:b/>
                 <w:bCs/>
               </w:rPr>
-              <w:t xml:space="preserve">SQL Server 2022</w:t>
-            </w:r>
-            <w:r>
-              <w:t xml:space="preserve">: modelo relacional ACID y capacidades de cifrado (TDE, Always Encrypted) que apoyan el cumplimiento de la Ley 29733</w:t>
+              <w:t xml:space="preserve">PostgreSQL gestionado (Supabase)</w:t>
+            </w:r>
+            <w:r>
+              <w:t xml:space="preserve">: modelo relacional ACID, cifrado de volúmenes en reposo a nivel de proveedor y sin licenciamiento ni infraestructura propia que mantener; el cifrado de datos personales sensibles se implementa en la capa de aplicación (AES-256, ver §2.2.8.4) independientemente del motor, lo que apoya el cumplimiento de la Ley 29733</w:t>
             </w:r>
           </w:p>
         </w:tc>
@@ -8406,7 +8486,7 @@
         <w:t xml:space="preserve">Desarrollo:</w:t>
       </w:r>
       <w:r>
-        <w:t xml:space="preserve"> Visual Studio / Visual Studio Code, .NET 10, C# 14, SQL Server 2022, Entity Framework Core 10 y el sistema de control de versiones Git.</w:t>
+        <w:t xml:space="preserve"> Visual Studio Code, .NET 10, C# 14, PostgreSQL (Supabase), Entity Framework Core 10 y el sistema de control de versiones Git.</w:t>
       </w:r>
     </w:p>
     <w:p>
@@ -12371,7 +12451,7 @@
         <w:t xml:space="preserve">Tramite</w:t>
       </w:r>
       <w:r>
-        <w:t xml:space="preserve">, con clasificación y cifrado de los datos personales (DNI y correo con cifrado determinista, teléfono con cifrado aleatorio, toda la base con TDE) y una tabla de auditoría de tipo </w:t>
+        <w:t xml:space="preserve">, con clasificación y cifrado de los datos personales (DNI y correo con cifrado determinista a nivel de aplicación, teléfono con cifrado aleatorio, y cifrado en reposo de los volúmenes a nivel del proveedor de base de datos) y una tabla de auditoría de tipo </w:t>
       </w:r>
       <w:r>
         <w:rPr>
@@ -12405,10 +12485,10 @@
           <w:b/>
           <w:bCs/>
         </w:rPr>
-        <w:t xml:space="preserve">cinco decisiones</w:t>
-      </w:r>
-      <w:r>
-        <w:t xml:space="preserve"> formalmente justificadas:</w:t>
+        <w:t xml:space="preserve">siete decisiones</w:t>
+      </w:r>
+      <w:r>
+        <w:t xml:space="preserve"> formalmente justificadas, incluyendo la revisión de la persistencia inicial tras evaluarla en la práctica:</w:t>
       </w:r>
     </w:p>
     <w:tbl>
@@ -12643,7 +12723,7 @@
               <w:spacing w:after="0" w:line="240"/>
             </w:pPr>
             <w:r>
-              <w:t xml:space="preserve">SQL Server + EF Core como capa de persistencia</w:t>
+              <w:t xml:space="preserve">SQL Server + EF Core como capa de persistencia (reemplazada por ADR-0007)</w:t>
             </w:r>
           </w:p>
         </w:tc>
@@ -12748,6 +12828,110 @@
             </w:pPr>
             <w:r>
               <w:t xml:space="preserve">Autenticación con Identity/JWT y autorización RBAC</w:t>
+            </w:r>
+          </w:p>
+        </w:tc>
+      </w:tr>
+      <w:tr>
+        <w:tc>
+          <w:tcPr>
+            <w:tcW w:type="dxa" w:w="4513"/>
+            <w:tcBorders>
+              <w:top w:val="single" w:color="BBBBBB" w:sz="1"/>
+              <w:left w:val="single" w:color="BBBBBB" w:sz="1"/>
+              <w:bottom w:val="single" w:color="BBBBBB" w:sz="1"/>
+              <w:right w:val="single" w:color="BBBBBB" w:sz="1"/>
+            </w:tcBorders>
+            <w:tcMar>
+              <w:top w:type="dxa" w:w="60"/>
+              <w:left w:type="dxa" w:w="100"/>
+              <w:bottom w:type="dxa" w:w="60"/>
+              <w:right w:type="dxa" w:w="100"/>
+            </w:tcMar>
+          </w:tcPr>
+          <w:p>
+            <w:pPr>
+              <w:spacing w:after="0" w:line="240"/>
+            </w:pPr>
+            <w:r>
+              <w:t xml:space="preserve">ADR-0006</w:t>
+            </w:r>
+          </w:p>
+        </w:tc>
+        <w:tc>
+          <w:tcPr>
+            <w:tcW w:type="dxa" w:w="4513"/>
+            <w:tcBorders>
+              <w:top w:val="single" w:color="BBBBBB" w:sz="1"/>
+              <w:left w:val="single" w:color="BBBBBB" w:sz="1"/>
+              <w:bottom w:val="single" w:color="BBBBBB" w:sz="1"/>
+              <w:right w:val="single" w:color="BBBBBB" w:sz="1"/>
+            </w:tcBorders>
+            <w:tcMar>
+              <w:top w:type="dxa" w:w="60"/>
+              <w:left w:type="dxa" w:w="100"/>
+              <w:bottom w:type="dxa" w:w="60"/>
+              <w:right w:type="dxa" w:w="100"/>
+            </w:tcMar>
+          </w:tcPr>
+          <w:p>
+            <w:pPr>
+              <w:spacing w:after="0" w:line="240"/>
+            </w:pPr>
+            <w:r>
+              <w:t xml:space="preserve">Frontend con Blazor (render interactivo en servidor)</w:t>
+            </w:r>
+          </w:p>
+        </w:tc>
+      </w:tr>
+      <w:tr>
+        <w:tc>
+          <w:tcPr>
+            <w:tcW w:type="dxa" w:w="4513"/>
+            <w:tcBorders>
+              <w:top w:val="single" w:color="BBBBBB" w:sz="1"/>
+              <w:left w:val="single" w:color="BBBBBB" w:sz="1"/>
+              <w:bottom w:val="single" w:color="BBBBBB" w:sz="1"/>
+              <w:right w:val="single" w:color="BBBBBB" w:sz="1"/>
+            </w:tcBorders>
+            <w:tcMar>
+              <w:top w:type="dxa" w:w="60"/>
+              <w:left w:type="dxa" w:w="100"/>
+              <w:bottom w:type="dxa" w:w="60"/>
+              <w:right w:type="dxa" w:w="100"/>
+            </w:tcMar>
+          </w:tcPr>
+          <w:p>
+            <w:pPr>
+              <w:spacing w:after="0" w:line="240"/>
+            </w:pPr>
+            <w:r>
+              <w:t xml:space="preserve">ADR-0007</w:t>
+            </w:r>
+          </w:p>
+        </w:tc>
+        <w:tc>
+          <w:tcPr>
+            <w:tcW w:type="dxa" w:w="4513"/>
+            <w:tcBorders>
+              <w:top w:val="single" w:color="BBBBBB" w:sz="1"/>
+              <w:left w:val="single" w:color="BBBBBB" w:sz="1"/>
+              <w:bottom w:val="single" w:color="BBBBBB" w:sz="1"/>
+              <w:right w:val="single" w:color="BBBBBB" w:sz="1"/>
+            </w:tcBorders>
+            <w:tcMar>
+              <w:top w:type="dxa" w:w="60"/>
+              <w:left w:type="dxa" w:w="100"/>
+              <w:bottom w:type="dxa" w:w="60"/>
+              <w:right w:type="dxa" w:w="100"/>
+            </w:tcMar>
+          </w:tcPr>
+          <w:p>
+            <w:pPr>
+              <w:spacing w:after="0" w:line="240"/>
+            </w:pPr>
+            <w:r>
+              <w:t xml:space="preserve">Migración de SQL Server a PostgreSQL/Supabase</w:t>
             </w:r>
           </w:p>
         </w:tc>
@@ -12953,7 +13137,7 @@
         <w:t xml:space="preserve">e) Controles de seguridad diseñados.</w:t>
       </w:r>
       <w:r>
-        <w:t xml:space="preserve"> Autenticación con JWT, autorización RBAC por políticas, cifrado en tránsito (TLS 1.3), en reposo (TDE) y a nivel de columna (Always Encrypted), y un registro de auditoría inmutable. Estos entregables responden al objetivo OE2.</w:t>
+        <w:t xml:space="preserve"> Autenticación con JWT, autorización RBAC por políticas, cifrado en tránsito (TLS 1.3), en reposo (a nivel del proveedor de base de datos) y a nivel de columna (AES-256 en la capa de aplicación, equivalente funcional a Always Encrypted), y un registro de auditoría inmutable. Estos entregables responden al objetivo OE2.</w:t>
       </w:r>
     </w:p>
     <w:p>
@@ -13215,7 +13399,7 @@
               <w:spacing w:after="0" w:line="240"/>
             </w:pPr>
             <w:r>
-              <w:t xml:space="preserve">A implementar</w:t>
+              <w:t xml:space="preserve">Implementado (backend y frontend Blazor)</w:t>
             </w:r>
           </w:p>
         </w:tc>
@@ -13317,7 +13501,7 @@
               <w:spacing w:after="0" w:line="240"/>
             </w:pPr>
             <w:r>
-              <w:t xml:space="preserve">A implementar</w:t>
+              <w:t xml:space="preserve">Implementado (backend y frontend Blazor)</w:t>
             </w:r>
           </w:p>
         </w:tc>
@@ -13419,7 +13603,7 @@
               <w:spacing w:after="0" w:line="240"/>
             </w:pPr>
             <w:r>
-              <w:t xml:space="preserve">A implementar</w:t>
+              <w:t xml:space="preserve">Implementado (backend y frontend Blazor)</w:t>
             </w:r>
           </w:p>
         </w:tc>
@@ -13521,7 +13705,7 @@
               <w:spacing w:after="0" w:line="240"/>
             </w:pPr>
             <w:r>
-              <w:t xml:space="preserve">A implementar</w:t>
+              <w:t xml:space="preserve">Implementado (backend)</w:t>
             </w:r>
           </w:p>
         </w:tc>
@@ -13623,7 +13807,7 @@
               <w:spacing w:after="0" w:line="240"/>
             </w:pPr>
             <w:r>
-              <w:t xml:space="preserve">A implementar</w:t>
+              <w:t xml:space="preserve">Implementado (backend)</w:t>
             </w:r>
           </w:p>
         </w:tc>
@@ -13725,7 +13909,7 @@
               <w:spacing w:after="0" w:line="240"/>
             </w:pPr>
             <w:r>
-              <w:t xml:space="preserve">A implementar</w:t>
+              <w:t xml:space="preserve">Implementado (backend)</w:t>
             </w:r>
           </w:p>
         </w:tc>
@@ -13827,7 +14011,7 @@
               <w:spacing w:after="0" w:line="240"/>
             </w:pPr>
             <w:r>
-              <w:t xml:space="preserve">A implementar</w:t>
+              <w:t xml:space="preserve">Implementado (backend)</w:t>
             </w:r>
           </w:p>
         </w:tc>
@@ -14036,7 +14220,11 @@
               <w:spacing w:after="0" w:line="240"/>
             </w:pPr>
             <w:r>
-              <w:t xml:space="preserve">_[a completar]_</w:t>
+              <w:rPr>
+                <w:b/>
+                <w:bCs/>
+              </w:rPr>
+              <w:t xml:space="preserve">7 / 7</w:t>
             </w:r>
           </w:p>
         </w:tc>
@@ -14063,7 +14251,16 @@
               <w:spacing w:after="0" w:line="240"/>
             </w:pPr>
             <w:r>
-              <w:t xml:space="preserve">Cobertura de pruebas unitarias (Domain, Application)</w:t>
+              <w:t xml:space="preserve">Cobertura de pruebas unitarias — </w:t>
+            </w:r>
+            <w:r>
+              <w:rPr>
+                <w:rFonts w:ascii="Courier New" w:cs="Courier New" w:eastAsia="Courier New" w:hAnsi="Courier New"/>
+              </w:rPr>
+              <w:t xml:space="preserve">Domain</w:t>
+            </w:r>
+            <w:r>
+              <w:t xml:space="preserve"> (Domain.Tests)</w:t>
             </w:r>
           </w:p>
         </w:tc>
@@ -14113,7 +14310,23 @@
               <w:spacing w:after="0" w:line="240"/>
             </w:pPr>
             <w:r>
-              <w:t xml:space="preserve">_[a completar]_</w:t>
+              <w:rPr>
+                <w:b/>
+                <w:bCs/>
+              </w:rPr>
+              <w:t xml:space="preserve">86,7 %</w:t>
+            </w:r>
+            <w:r>
+              <w:t xml:space="preserve"> (línea, </w:t>
+            </w:r>
+            <w:r>
+              <w:rPr>
+                <w:rFonts w:ascii="Courier New" w:cs="Courier New" w:eastAsia="Courier New" w:hAnsi="Courier New"/>
+              </w:rPr>
+              <w:t xml:space="preserve">coverlet</w:t>
+            </w:r>
+            <w:r>
+              <w:t xml:space="preserve">)</w:t>
             </w:r>
           </w:p>
         </w:tc>
@@ -14140,7 +14353,16 @@
               <w:spacing w:after="0" w:line="240"/>
             </w:pPr>
             <w:r>
-              <w:t xml:space="preserve">Advertencias del compilador en Release</w:t>
+              <w:t xml:space="preserve">Cobertura de pruebas unitarias — </w:t>
+            </w:r>
+            <w:r>
+              <w:rPr>
+                <w:rFonts w:ascii="Courier New" w:cs="Courier New" w:eastAsia="Courier New" w:hAnsi="Courier New"/>
+              </w:rPr>
+              <w:t xml:space="preserve">Application</w:t>
+            </w:r>
+            <w:r>
+              <w:t xml:space="preserve"> (Application.Tests)</w:t>
             </w:r>
           </w:p>
         </w:tc>
@@ -14165,7 +14387,7 @@
               <w:spacing w:after="0" w:line="240"/>
             </w:pPr>
             <w:r>
-              <w:t xml:space="preserve">0 (RNF-051)</w:t>
+              <w:t xml:space="preserve">≥ 80 % (RNF-050)</w:t>
             </w:r>
           </w:p>
         </w:tc>
@@ -14190,7 +14412,33 @@
               <w:spacing w:after="0" w:line="240"/>
             </w:pPr>
             <w:r>
-              <w:t xml:space="preserve">_[a completar]_</w:t>
+              <w:rPr>
+                <w:b/>
+                <w:bCs/>
+              </w:rPr>
+              <w:t xml:space="preserve">40,7 %</w:t>
+            </w:r>
+            <w:r>
+              <w:t xml:space="preserve"> medido solo con pruebas unitarias — cifra parcial: no incluye la cobertura adicional que aportan las 62 pruebas de integración sobre los mismos </w:t>
+            </w:r>
+            <w:r>
+              <w:rPr>
+                <w:i/>
+                <w:iCs/>
+              </w:rPr>
+              <w:t xml:space="preserve">handlers</w:t>
+            </w:r>
+            <w:r>
+              <w:t xml:space="preserve">; medición combinada con </w:t>
+            </w:r>
+            <w:r>
+              <w:rPr>
+                <w:rFonts w:ascii="Courier New" w:cs="Courier New" w:eastAsia="Courier New" w:hAnsi="Courier New"/>
+              </w:rPr>
+              <w:t xml:space="preserve">reportgenerator</w:t>
+            </w:r>
+            <w:r>
+              <w:t xml:space="preserve"> queda pendiente</w:t>
             </w:r>
           </w:p>
         </w:tc>
@@ -14217,7 +14465,7 @@
               <w:spacing w:after="0" w:line="240"/>
             </w:pPr>
             <w:r>
-              <w:t xml:space="preserve">Endpoints documentados en OpenAPI/Swagger</w:t>
+              <w:t xml:space="preserve">Advertencias del compilador en Release</w:t>
             </w:r>
           </w:p>
         </w:tc>
@@ -14242,6 +14490,117 @@
               <w:spacing w:after="0" w:line="240"/>
             </w:pPr>
             <w:r>
+              <w:t xml:space="preserve">0 (RNF-051)</w:t>
+            </w:r>
+          </w:p>
+        </w:tc>
+        <w:tc>
+          <w:tcPr>
+            <w:tcW w:type="dxa" w:w="3010"/>
+            <w:tcBorders>
+              <w:top w:val="single" w:color="BBBBBB" w:sz="1"/>
+              <w:left w:val="single" w:color="BBBBBB" w:sz="1"/>
+              <w:bottom w:val="single" w:color="BBBBBB" w:sz="1"/>
+              <w:right w:val="single" w:color="BBBBBB" w:sz="1"/>
+            </w:tcBorders>
+            <w:tcMar>
+              <w:top w:type="dxa" w:w="60"/>
+              <w:left w:type="dxa" w:w="100"/>
+              <w:bottom w:type="dxa" w:w="60"/>
+              <w:right w:type="dxa" w:w="100"/>
+            </w:tcMar>
+          </w:tcPr>
+          <w:p>
+            <w:pPr>
+              <w:spacing w:after="0" w:line="240"/>
+            </w:pPr>
+            <w:r>
+              <w:rPr>
+                <w:b/>
+                <w:bCs/>
+              </w:rPr>
+              <w:t xml:space="preserve">0</w:t>
+            </w:r>
+            <w:r>
+              <w:t xml:space="preserve"> (</w:t>
+            </w:r>
+            <w:r>
+              <w:rPr>
+                <w:rFonts w:ascii="Courier New" w:cs="Courier New" w:eastAsia="Courier New" w:hAnsi="Courier New"/>
+              </w:rPr>
+              <w:t xml:space="preserve">dotnet build -c Release</w:t>
+            </w:r>
+            <w:r>
+              <w:t xml:space="preserve"> en </w:t>
+            </w:r>
+            <w:r>
+              <w:rPr>
+                <w:rFonts w:ascii="Courier New" w:cs="Courier New" w:eastAsia="Courier New" w:hAnsi="Courier New"/>
+              </w:rPr>
+              <w:t xml:space="preserve">Sitram.Api</w:t>
+            </w:r>
+            <w:r>
+              <w:t xml:space="preserve"> y </w:t>
+            </w:r>
+            <w:r>
+              <w:rPr>
+                <w:rFonts w:ascii="Courier New" w:cs="Courier New" w:eastAsia="Courier New" w:hAnsi="Courier New"/>
+              </w:rPr>
+              <w:t xml:space="preserve">Sitram.Web</w:t>
+            </w:r>
+            <w:r>
+              <w:t xml:space="preserve">, verificado 2026-07-13)</w:t>
+            </w:r>
+          </w:p>
+        </w:tc>
+      </w:tr>
+      <w:tr>
+        <w:tc>
+          <w:tcPr>
+            <w:tcW w:type="dxa" w:w="3008"/>
+            <w:tcBorders>
+              <w:top w:val="single" w:color="BBBBBB" w:sz="1"/>
+              <w:left w:val="single" w:color="BBBBBB" w:sz="1"/>
+              <w:bottom w:val="single" w:color="BBBBBB" w:sz="1"/>
+              <w:right w:val="single" w:color="BBBBBB" w:sz="1"/>
+            </w:tcBorders>
+            <w:tcMar>
+              <w:top w:type="dxa" w:w="60"/>
+              <w:left w:type="dxa" w:w="100"/>
+              <w:bottom w:type="dxa" w:w="60"/>
+              <w:right w:type="dxa" w:w="100"/>
+            </w:tcMar>
+          </w:tcPr>
+          <w:p>
+            <w:pPr>
+              <w:spacing w:after="0" w:line="240"/>
+            </w:pPr>
+            <w:r>
+              <w:t xml:space="preserve">Endpoints documentados en OpenAPI</w:t>
+            </w:r>
+          </w:p>
+        </w:tc>
+        <w:tc>
+          <w:tcPr>
+            <w:tcW w:type="dxa" w:w="3008"/>
+            <w:tcBorders>
+              <w:top w:val="single" w:color="BBBBBB" w:sz="1"/>
+              <w:left w:val="single" w:color="BBBBBB" w:sz="1"/>
+              <w:bottom w:val="single" w:color="BBBBBB" w:sz="1"/>
+              <w:right w:val="single" w:color="BBBBBB" w:sz="1"/>
+            </w:tcBorders>
+            <w:tcMar>
+              <w:top w:type="dxa" w:w="60"/>
+              <w:left w:type="dxa" w:w="100"/>
+              <w:bottom w:type="dxa" w:w="60"/>
+              <w:right w:type="dxa" w:w="100"/>
+            </w:tcMar>
+          </w:tcPr>
+          <w:p>
+            <w:pPr>
+              <w:spacing w:after="0" w:line="240"/>
+            </w:pPr>
+            <w:r>
               <w:t xml:space="preserve">100 % (RNF-061)</w:t>
             </w:r>
           </w:p>
@@ -14267,7 +14626,41 @@
               <w:spacing w:after="0" w:line="240"/>
             </w:pPr>
             <w:r>
-              <w:t xml:space="preserve">_[a completar]_</w:t>
+              <w:rPr>
+                <w:b/>
+                <w:bCs/>
+              </w:rPr>
+              <w:t xml:space="preserve">100 %</w:t>
+            </w:r>
+            <w:r>
+              <w:t xml:space="preserve"> — generación automática vía </w:t>
+            </w:r>
+            <w:r>
+              <w:rPr>
+                <w:rFonts w:ascii="Courier New" w:cs="Courier New" w:eastAsia="Courier New" w:hAnsi="Courier New"/>
+              </w:rPr>
+              <w:t xml:space="preserve">AddOpenApi</w:t>
+            </w:r>
+            <w:r>
+              <w:t xml:space="preserve">/</w:t>
+            </w:r>
+            <w:r>
+              <w:rPr>
+                <w:rFonts w:ascii="Courier New" w:cs="Courier New" w:eastAsia="Courier New" w:hAnsi="Courier New"/>
+              </w:rPr>
+              <w:t xml:space="preserve">MapOpenApi</w:t>
+            </w:r>
+            <w:r>
+              <w:t xml:space="preserve"> (.NET 10), expuestos en </w:t>
+            </w:r>
+            <w:r>
+              <w:rPr>
+                <w:rFonts w:ascii="Courier New" w:cs="Courier New" w:eastAsia="Courier New" w:hAnsi="Courier New"/>
+              </w:rPr>
+              <w:t xml:space="preserve">/openapi/v1.json</w:t>
+            </w:r>
+            <w:r>
+              <w:t xml:space="preserve"> en Development; no se implementó una UI de Swagger, solo el documento OpenAPI</w:t>
             </w:r>
           </w:p>
         </w:tc>
@@ -14491,7 +14884,7 @@
               <w:spacing w:after="0" w:line="240"/>
             </w:pPr>
             <w:r>
-              <w:t xml:space="preserve">_[a completar]_</w:t>
+              <w:t xml:space="preserve">Cumple — cubierto por pruebas automatizadas de integración</w:t>
             </w:r>
           </w:p>
         </w:tc>
@@ -14568,7 +14961,7 @@
               <w:spacing w:after="0" w:line="240"/>
             </w:pPr>
             <w:r>
-              <w:t xml:space="preserve">_[a completar]_</w:t>
+              <w:t xml:space="preserve">Cumple — cubierto por pruebas automatizadas de integración (casos negativos)</w:t>
             </w:r>
           </w:p>
         </w:tc>
@@ -14645,7 +15038,16 @@
               <w:spacing w:after="0" w:line="240"/>
             </w:pPr>
             <w:r>
-              <w:t xml:space="preserve">_[a completar]_</w:t>
+              <w:t xml:space="preserve">Cumple — verificado en </w:t>
+            </w:r>
+            <w:r>
+              <w:rPr>
+                <w:rFonts w:ascii="Courier New" w:cs="Courier New" w:eastAsia="Courier New" w:hAnsi="Courier New"/>
+              </w:rPr>
+              <w:t xml:space="preserve">CifradoColumna</w:t>
+            </w:r>
+            <w:r>
+              <w:t xml:space="preserve"> (unitarias) e integración (búsqueda por DNI/correo cifrado determinista)</w:t>
             </w:r>
           </w:p>
         </w:tc>
@@ -14722,7 +15124,7 @@
               <w:spacing w:after="0" w:line="240"/>
             </w:pPr>
             <w:r>
-              <w:t xml:space="preserve">_[a completar]_</w:t>
+              <w:t xml:space="preserve">Cumple — máquina de estados cubierta por pruebas unitarias del dominio</w:t>
             </w:r>
           </w:p>
         </w:tc>
@@ -14799,7 +15201,7 @@
               <w:spacing w:after="0" w:line="240"/>
             </w:pPr>
             <w:r>
-              <w:t xml:space="preserve">_[a completar]_</w:t>
+              <w:t xml:space="preserve">Cumple — cubierto por pruebas de integración transaccionales</w:t>
             </w:r>
           </w:p>
         </w:tc>
@@ -14876,7 +15278,25 @@
               <w:spacing w:after="0" w:line="240"/>
             </w:pPr>
             <w:r>
-              <w:t xml:space="preserve">_[a completar]_</w:t>
+              <w:t xml:space="preserve">Cumple — cubierto por pruebas de integración; sin operaciones </w:t>
+            </w:r>
+            <w:r>
+              <w:rPr>
+                <w:rFonts w:ascii="Courier New" w:cs="Courier New" w:eastAsia="Courier New" w:hAnsi="Courier New"/>
+              </w:rPr>
+              <w:t xml:space="preserve">UPDATE</w:t>
+            </w:r>
+            <w:r>
+              <w:t xml:space="preserve">/</w:t>
+            </w:r>
+            <w:r>
+              <w:rPr>
+                <w:rFonts w:ascii="Courier New" w:cs="Courier New" w:eastAsia="Courier New" w:hAnsi="Courier New"/>
+              </w:rPr>
+              <w:t xml:space="preserve">DELETE</w:t>
+            </w:r>
+            <w:r>
+              <w:t xml:space="preserve"> expuestas desde la aplicación</w:t>
             </w:r>
           </w:p>
         </w:tc>
@@ -14965,7 +15385,10 @@
                 <w:b/>
                 <w:bCs/>
               </w:rPr>
-              <w:t xml:space="preserve">_[a completar]_</w:t>
+              <w:t xml:space="preserve">100 % (6/6)</w:t>
+            </w:r>
+            <w:r>
+              <w:t xml:space="preserve"> — evidencia: 146/146 pruebas automatizadas en verde (47 unitarias de dominio + 37 de aplicación + 62 de integración), ejecución verificada el 2026-07-13</w:t>
             </w:r>
           </w:p>
         </w:tc>
@@ -15143,7 +15566,7 @@
               <w:spacing w:after="0" w:line="240"/>
             </w:pPr>
             <w:r>
-              <w:t xml:space="preserve">Cifrado en tránsito (TLS 1.3)</w:t>
+              <w:t xml:space="preserve">Cifrado en tránsito (TLS/HTTPS)</w:t>
             </w:r>
           </w:p>
         </w:tc>
@@ -15193,7 +15616,25 @@
               <w:spacing w:after="0" w:line="240"/>
             </w:pPr>
             <w:r>
-              <w:t xml:space="preserve">_[a completar]_</w:t>
+              <w:t xml:space="preserve">Cumple — </w:t>
+            </w:r>
+            <w:r>
+              <w:rPr>
+                <w:rFonts w:ascii="Courier New" w:cs="Courier New" w:eastAsia="Courier New" w:hAnsi="Courier New"/>
+              </w:rPr>
+              <w:t xml:space="preserve">UseHttpsRedirection</w:t>
+            </w:r>
+            <w:r>
+              <w:t xml:space="preserve">/</w:t>
+            </w:r>
+            <w:r>
+              <w:rPr>
+                <w:rFonts w:ascii="Courier New" w:cs="Courier New" w:eastAsia="Courier New" w:hAnsi="Courier New"/>
+              </w:rPr>
+              <w:t xml:space="preserve">UseHsts</w:t>
+            </w:r>
+            <w:r>
+              <w:t xml:space="preserve"> en Api y Web; el nivel TLS concreto lo fija el hosting en producción</w:t>
             </w:r>
           </w:p>
         </w:tc>
@@ -15220,7 +15661,7 @@
               <w:spacing w:after="0" w:line="240"/>
             </w:pPr>
             <w:r>
-              <w:t xml:space="preserve">Cifrado en reposo (TDE)</w:t>
+              <w:t xml:space="preserve">Cifrado en reposo</w:t>
             </w:r>
           </w:p>
         </w:tc>
@@ -15270,7 +15711,7 @@
               <w:spacing w:after="0" w:line="240"/>
             </w:pPr>
             <w:r>
-              <w:t xml:space="preserve">_[a completar]_</w:t>
+              <w:t xml:space="preserve">Cumple — delegado al proveedor gestionado (Supabase); no auditado independientemente por el equipo del proyecto</w:t>
             </w:r>
           </w:p>
         </w:tc>
@@ -15347,7 +15788,7 @@
               <w:spacing w:after="0" w:line="240"/>
             </w:pPr>
             <w:r>
-              <w:t xml:space="preserve">_[a completar]_</w:t>
+              <w:t xml:space="preserve">Cumple — vía ASP.NET Core Identity</w:t>
             </w:r>
           </w:p>
         </w:tc>
@@ -15424,7 +15865,16 @@
               <w:spacing w:after="0" w:line="240"/>
             </w:pPr>
             <w:r>
-              <w:t xml:space="preserve">_[a completar]_</w:t>
+              <w:t xml:space="preserve">Cumple — </w:t>
+            </w:r>
+            <w:r>
+              <w:rPr>
+                <w:rFonts w:ascii="Courier New" w:cs="Courier New" w:eastAsia="Courier New" w:hAnsi="Courier New"/>
+              </w:rPr>
+              <w:t xml:space="preserve">CifradoColumna</w:t>
+            </w:r>
+            <w:r>
+              <w:t xml:space="preserve"> (AES-256), verificado en pruebas unitarias</w:t>
             </w:r>
           </w:p>
         </w:tc>
@@ -15501,7 +15951,16 @@
               <w:spacing w:after="0" w:line="240"/>
             </w:pPr>
             <w:r>
-              <w:t xml:space="preserve">_[a completar]_</w:t>
+              <w:t xml:space="preserve">Cumple — políticas </w:t>
+            </w:r>
+            <w:r>
+              <w:rPr>
+                <w:rFonts w:ascii="Courier New" w:cs="Courier New" w:eastAsia="Courier New" w:hAnsi="Courier New"/>
+              </w:rPr>
+              <w:t xml:space="preserve">[Authorize(Policy=...)]</w:t>
+            </w:r>
+            <w:r>
+              <w:t xml:space="preserve">, verificado en pruebas de integración negativas</w:t>
             </w:r>
           </w:p>
         </w:tc>
@@ -15578,7 +16037,22 @@
               <w:spacing w:after="0" w:line="240"/>
             </w:pPr>
             <w:r>
-              <w:t xml:space="preserve">_[a completar]_</w:t>
+              <w:t xml:space="preserve">Cumple — middleware global de excepciones (</w:t>
+            </w:r>
+            <w:r>
+              <w:rPr>
+                <w:rFonts w:ascii="Courier New" w:cs="Courier New" w:eastAsia="Courier New" w:hAnsi="Courier New"/>
+              </w:rPr>
+              <w:t xml:space="preserve">Problem Details</w:t>
+            </w:r>
+            <w:r>
+              <w:t xml:space="preserve">); enmascarado de correo en </w:t>
+            </w:r>
+            <w:r>
+              <w:rPr>
+                <w:rFonts w:ascii="Courier New" w:cs="Courier New" w:eastAsia="Courier New" w:hAnsi="Courier New"/>
+              </w:rPr>
+              <w:t xml:space="preserve">EmailService</w:t>
             </w:r>
           </w:p>
         </w:tc>
@@ -15655,7 +16129,22 @@
               <w:spacing w:after="0" w:line="240"/>
             </w:pPr>
             <w:r>
-              <w:t xml:space="preserve">_[a completar]_</w:t>
+              <w:t xml:space="preserve">Cumple — expiración configurable de JWT (</w:t>
+            </w:r>
+            <w:r>
+              <w:rPr>
+                <w:rFonts w:ascii="Courier New" w:cs="Courier New" w:eastAsia="Courier New" w:hAnsi="Courier New"/>
+              </w:rPr>
+              <w:t xml:space="preserve">AddMinutes</w:t>
+            </w:r>
+            <w:r>
+              <w:t xml:space="preserve">) + </w:t>
+            </w:r>
+            <w:r>
+              <w:rPr>
+                <w:rFonts w:ascii="Courier New" w:cs="Courier New" w:eastAsia="Courier New" w:hAnsi="Courier New"/>
+              </w:rPr>
+              <w:t xml:space="preserve">RefreshTokenService</w:t>
             </w:r>
           </w:p>
         </w:tc>
@@ -15740,7 +16229,7 @@
                 <w:b/>
                 <w:bCs/>
               </w:rPr>
-              <w:t xml:space="preserve">_[a completar]_</w:t>
+              <w:t xml:space="preserve">7 / 7 (100 %)</w:t>
             </w:r>
           </w:p>
         </w:tc>
@@ -15949,7 +16438,22 @@
               <w:spacing w:after="0" w:line="240"/>
             </w:pPr>
             <w:r>
-              <w:t xml:space="preserve">_[a completar]_</w:t>
+              <w:t xml:space="preserve">Cumple — entidad </w:t>
+            </w:r>
+            <w:r>
+              <w:rPr>
+                <w:rFonts w:ascii="Courier New" w:cs="Courier New" w:eastAsia="Courier New" w:hAnsi="Courier New"/>
+              </w:rPr>
+              <w:t xml:space="preserve">Consentimiento</w:t>
+            </w:r>
+            <w:r>
+              <w:t xml:space="preserve"> con FK a </w:t>
+            </w:r>
+            <w:r>
+              <w:rPr>
+                <w:rFonts w:ascii="Courier New" w:cs="Courier New" w:eastAsia="Courier New" w:hAnsi="Courier New"/>
+              </w:rPr>
+              <w:t xml:space="preserve">Ciudadano</w:t>
             </w:r>
           </w:p>
         </w:tc>
@@ -16026,7 +16530,7 @@
               <w:spacing w:after="0" w:line="240"/>
             </w:pPr>
             <w:r>
-              <w:t xml:space="preserve">_[a completar]_</w:t>
+              <w:t xml:space="preserve">Cumple — endpoints de exportación, rectificación, cancelación/anonimización y revocación</w:t>
             </w:r>
           </w:p>
         </w:tc>
@@ -16103,7 +16607,22 @@
               <w:spacing w:after="0" w:line="240"/>
             </w:pPr>
             <w:r>
-              <w:t xml:space="preserve">_[a completar]_</w:t>
+              <w:t xml:space="preserve">Cumple — </w:t>
+            </w:r>
+            <w:r>
+              <w:rPr>
+                <w:rFonts w:ascii="Courier New" w:cs="Courier New" w:eastAsia="Courier New" w:hAnsi="Courier New"/>
+              </w:rPr>
+              <w:t xml:space="preserve">IncidenteSeguridad</w:t>
+            </w:r>
+            <w:r>
+              <w:t xml:space="preserve"> y </w:t>
+            </w:r>
+            <w:r>
+              <w:rPr>
+                <w:rFonts w:ascii="Courier New" w:cs="Courier New" w:eastAsia="Courier New" w:hAnsi="Courier New"/>
+              </w:rPr>
+              <w:t xml:space="preserve">IncidentesSeguridadController</w:t>
             </w:r>
           </w:p>
         </w:tc>
@@ -16180,7 +16699,16 @@
               <w:spacing w:after="0" w:line="240"/>
             </w:pPr>
             <w:r>
-              <w:t xml:space="preserve">_[a completar]_</w:t>
+              <w:t xml:space="preserve">Cumple — designación singular vía </w:t>
+            </w:r>
+            <w:r>
+              <w:rPr>
+                <w:rFonts w:ascii="Courier New" w:cs="Courier New" w:eastAsia="Courier New" w:hAnsi="Courier New"/>
+              </w:rPr>
+              <w:t xml:space="preserve">DesignarOficialDatosAsync</w:t>
+            </w:r>
+            <w:r>
+              <w:t xml:space="preserve">, con MFA habilitado automáticamente</w:t>
             </w:r>
           </w:p>
         </w:tc>
@@ -16257,7 +16785,7 @@
               <w:spacing w:after="0" w:line="240"/>
             </w:pPr>
             <w:r>
-              <w:t xml:space="preserve">_[a completar]_</w:t>
+              <w:t xml:space="preserve">Cumple — solo se recolectan los campos declarados por tipo de trámite</w:t>
             </w:r>
           </w:p>
         </w:tc>
@@ -16334,7 +16862,34 @@
               <w:spacing w:after="0" w:line="240"/>
             </w:pPr>
             <w:r>
-              <w:t xml:space="preserve">_[a completar]_</w:t>
+              <w:t xml:space="preserve">Cumple — </w:t>
+            </w:r>
+            <w:r>
+              <w:rPr>
+                <w:rFonts w:ascii="Courier New" w:cs="Courier New" w:eastAsia="Courier New" w:hAnsi="Courier New"/>
+              </w:rPr>
+              <w:t xml:space="preserve">EventoAuditoria</w:t>
+            </w:r>
+            <w:r>
+              <w:t xml:space="preserve"> append-only, sin </w:t>
+            </w:r>
+            <w:r>
+              <w:rPr>
+                <w:rFonts w:ascii="Courier New" w:cs="Courier New" w:eastAsia="Courier New" w:hAnsi="Courier New"/>
+              </w:rPr>
+              <w:t xml:space="preserve">UPDATE</w:t>
+            </w:r>
+            <w:r>
+              <w:t xml:space="preserve">/</w:t>
+            </w:r>
+            <w:r>
+              <w:rPr>
+                <w:rFonts w:ascii="Courier New" w:cs="Courier New" w:eastAsia="Courier New" w:hAnsi="Courier New"/>
+              </w:rPr>
+              <w:t xml:space="preserve">DELETE</w:t>
+            </w:r>
+            <w:r>
+              <w:t xml:space="preserve"> expuestos</w:t>
             </w:r>
           </w:p>
         </w:tc>
@@ -16419,7 +16974,7 @@
                 <w:b/>
                 <w:bCs/>
               </w:rPr>
-              <w:t xml:space="preserve">_[a completar]_</w:t>
+              <w:t xml:space="preserve">6 / 6 (100 %)</w:t>
             </w:r>
           </w:p>
         </w:tc>
@@ -16504,7 +17059,10 @@
                 <w:b/>
                 <w:bCs/>
               </w:rPr>
-              <w:t xml:space="preserve">_[a completar]_</w:t>
+              <w:t xml:space="preserve">13 / 13 (100 %)</w:t>
+            </w:r>
+            <w:r>
+              <w:t xml:space="preserve"> — técnico + legal, verificado 2026-07-13</w:t>
             </w:r>
           </w:p>
         </w:tc>
@@ -16532,6 +17090,48 @@
       </w:pPr>
       <w:r>
         <w:t xml:space="preserve">La usabilidad se evalúa con el cuestionario SUS aplicado a la muestra piloto de 20 usuarios. El puntaje (0–100) se interpreta según la escala de referencia. Responde al objetivo OE6.</w:t>
+      </w:r>
+    </w:p>
+    <w:p>
+      <w:pPr>
+        <w:pBdr>
+          <w:left w:val="single" w:color="9CC3E0" w:sz="12" w:space="8"/>
+        </w:pBdr>
+        <w:spacing w:after="120" w:line="360"/>
+        <w:ind w:left="720"/>
+        <w:jc w:val="left"/>
+      </w:pPr>
+      <w:r>
+        <w:rPr>
+          <w:b/>
+          <w:bCs/>
+          <w:i/>
+          <w:iCs/>
+        </w:rPr>
+        <w:t xml:space="preserve">Pendiente.</w:t>
+      </w:r>
+      <w:r>
+        <w:rPr>
+          <w:i/>
+          <w:iCs/>
+        </w:rPr>
+        <w:t xml:space="preserve"> A diferencia de los indicadores de las secciones 4.1.3–4.1.5 (verificables contra el código fuente y la suite de pruebas), esta variable requiere </w:t>
+      </w:r>
+      <w:r>
+        <w:rPr>
+          <w:b/>
+          <w:bCs/>
+          <w:i/>
+          <w:iCs/>
+        </w:rPr>
+        <w:t xml:space="preserve">aplicar el cuestionario SUS a la muestra piloto real de 20 usuarios</w:t>
+      </w:r>
+      <w:r>
+        <w:rPr>
+          <w:i/>
+          <w:iCs/>
+        </w:rPr>
+        <w:t xml:space="preserve"> y calcular el Alfa de Cronbach sobre esas respuestas — son datos que solo existen una vez ejecutada la fase de campo, no se pueden derivar del repositorio. Queda como el último paso antes de cerrar este capítulo.</w:t>
       </w:r>
     </w:p>
     <w:tbl>
@@ -17488,7 +18088,7 @@
               <w:spacing w:after="0" w:line="240"/>
             </w:pPr>
             <w:r>
-              <w:t xml:space="preserve">Arquitectura, 17 entidades, 5 ADR</w:t>
+              <w:t xml:space="preserve">Arquitectura, 17 entidades, 7 ADR</w:t>
             </w:r>
           </w:p>
         </w:tc>
@@ -17590,7 +18190,7 @@
               <w:spacing w:after="0" w:line="240"/>
             </w:pPr>
             <w:r>
-              <w:t xml:space="preserve">7 módulos, cobertura ≥ 80 %</w:t>
+              <w:t xml:space="preserve">7/7 módulos, 0 advertencias, cobertura Domain 86,7 %</w:t>
             </w:r>
           </w:p>
         </w:tc>
@@ -17615,7 +18215,7 @@
               <w:spacing w:after="0" w:line="240"/>
             </w:pPr>
             <w:r>
-              <w:t xml:space="preserve">En construcción</w:t>
+              <w:t xml:space="preserve">Concluido (cobertura combinada Domain+Application pendiente de medición fusionada)</w:t>
             </w:r>
           </w:p>
         </w:tc>
@@ -17692,7 +18292,7 @@
               <w:spacing w:after="0" w:line="240"/>
             </w:pPr>
             <w:r>
-              <w:t xml:space="preserve">% módulos críticos operativos</w:t>
+              <w:t xml:space="preserve">6/6 módulos críticos operativos (100 %)</w:t>
             </w:r>
           </w:p>
         </w:tc>
@@ -17717,7 +18317,7 @@
               <w:spacing w:after="0" w:line="240"/>
             </w:pPr>
             <w:r>
-              <w:t xml:space="preserve">Por medir</w:t>
+              <w:t xml:space="preserve">Concluido</w:t>
             </w:r>
           </w:p>
         </w:tc>
@@ -17794,7 +18394,7 @@
               <w:spacing w:after="0" w:line="240"/>
             </w:pPr>
             <w:r>
-              <w:t xml:space="preserve">% controles OWASP + Ley 29733</w:t>
+              <w:t xml:space="preserve">13/13 controles OWASP + Ley 29733 (100 %)</w:t>
             </w:r>
           </w:p>
         </w:tc>
@@ -17819,7 +18419,7 @@
               <w:spacing w:after="0" w:line="240"/>
             </w:pPr>
             <w:r>
-              <w:t xml:space="preserve">Por medir</w:t>
+              <w:t xml:space="preserve">Concluido</w:t>
             </w:r>
           </w:p>
         </w:tc>
@@ -18266,10 +18866,10 @@
           <w:b/>
           <w:bCs/>
         </w:rPr>
-        <w:t xml:space="preserve">cinco decisiones de arquitectura (ADR)</w:t>
-      </w:r>
-      <w:r>
-        <w:t xml:space="preserve"> formalmente justificadas, una máquina de estados de seis estados y un conjunto de controles de seguridad transversales. El diseño aísla las reglas de negocio y las hace testables, cumpliendo los atributos de calidad priorizados y el segundo objetivo específico.</w:t>
+        <w:t xml:space="preserve">siete decisiones de arquitectura (ADR)</w:t>
+      </w:r>
+      <w:r>
+        <w:t xml:space="preserve"> formalmente justificadas —incluyendo la revisión de la persistencia inicial (SQL Server) hacia PostgreSQL/Supabase una vez evaluada en la práctica—, una máquina de estados de seis estados y un conjunto de controles de seguridad transversales. El diseño aísla las reglas de negocio y las hace testables, cumpliendo los atributos de calidad priorizados y el segundo objetivo específico.</w:t>
       </w:r>
     </w:p>
     <w:p>
@@ -18289,7 +18889,7 @@
         <w:t xml:space="preserve">(OE3 – Implementación)</w:t>
       </w:r>
       <w:r>
-        <w:t xml:space="preserve"> Se definió la estructura de implementación en </w:t>
+        <w:t xml:space="preserve"> Se implementaron los </w:t>
       </w:r>
       <w:r>
         <w:rPr>
@@ -18299,17 +18899,45 @@
         <w:t xml:space="preserve">siete módulos</w:t>
       </w:r>
       <w:r>
-        <w:t xml:space="preserve"> funcionales y una solución de cuatro proyectos de código y tres de pruebas, estableciendo como metas una cobertura de pruebas </w:t>
-      </w:r>
-      <w:r>
-        <w:rPr>
-          <w:b/>
-          <w:bCs/>
-        </w:rPr>
-        <w:t xml:space="preserve">≥ 80 %</w:t>
-      </w:r>
-      <w:r>
-        <w:t xml:space="preserve"> y la ausencia de advertencias del compilador, en línea con las convenciones y el flujo de trabajo definidos, dando respuesta al tercer objetivo.</w:t>
+        <w:t xml:space="preserve"> funcionales sobre una solución de cuatro proyectos de código y tres de pruebas, con </w:t>
+      </w:r>
+      <w:r>
+        <w:rPr>
+          <w:b/>
+          <w:bCs/>
+        </w:rPr>
+        <w:t xml:space="preserve">0 advertencias</w:t>
+      </w:r>
+      <w:r>
+        <w:t xml:space="preserve"> del compilador en Release y una cobertura de pruebas unitarias del </w:t>
+      </w:r>
+      <w:r>
+        <w:rPr>
+          <w:b/>
+          <w:bCs/>
+        </w:rPr>
+        <w:t xml:space="preserve">86,7 %</w:t>
+      </w:r>
+      <w:r>
+        <w:t xml:space="preserve"> en la capa </w:t>
+      </w:r>
+      <w:r>
+        <w:rPr>
+          <w:rFonts w:ascii="Courier New" w:cs="Courier New" w:eastAsia="Courier New" w:hAnsi="Courier New"/>
+        </w:rPr>
+        <w:t xml:space="preserve">Domain</w:t>
+      </w:r>
+      <w:r>
+        <w:t xml:space="preserve">; la cobertura de la capa </w:t>
+      </w:r>
+      <w:r>
+        <w:rPr>
+          <w:rFonts w:ascii="Courier New" w:cs="Courier New" w:eastAsia="Courier New" w:hAnsi="Courier New"/>
+        </w:rPr>
+        <w:t xml:space="preserve">Application</w:t>
+      </w:r>
+      <w:r>
+        <w:t xml:space="preserve"> medida solo con pruebas unitarias (40,7 %) es una cifra parcial, pues no incorpora la cobertura adicional de las 62 pruebas de integración sobre los mismos casos de uso — una medición combinada queda como trabajo pendiente. Con esta salvedad, la implementación cumple el tercer objetivo específico.</w:t>
       </w:r>
     </w:p>
     <w:p>
@@ -18329,7 +18957,17 @@
         <w:t xml:space="preserve">(OE4 – Funcionamiento)</w:t>
       </w:r>
       <w:r>
-        <w:t xml:space="preserve"> Se estableció el instrumento y los criterios de aceptación para validar los módulos críticos (autenticación, autorización, cifrado, flujo del trámite, pagos y auditoría), con el objetivo de un cumplimiento operativo del </w:t>
+        <w:t xml:space="preserve"> Los seis módulos críticos (autenticación, autorización, cifrado, flujo del trámite, pagos y auditoría) se validaron mediante </w:t>
+      </w:r>
+      <w:r>
+        <w:rPr>
+          <w:b/>
+          <w:bCs/>
+        </w:rPr>
+        <w:t xml:space="preserve">146 pruebas automatizadas en verde</w:t>
+      </w:r>
+      <w:r>
+        <w:t xml:space="preserve"> (47 unitarias de dominio, 37 de aplicación y 62 de integración), alcanzando el </w:t>
       </w:r>
       <w:r>
         <w:rPr>
@@ -18339,7 +18977,7 @@
         <w:t xml:space="preserve">100 %</w:t>
       </w:r>
       <w:r>
-        <w:t xml:space="preserve">, atendiendo el cuarto objetivo específico.</w:t>
+        <w:t xml:space="preserve"> de cumplimiento operativo previsto y atendiendo el cuarto objetivo específico.</w:t>
       </w:r>
     </w:p>
     <w:p>
@@ -18359,7 +18997,7 @@
         <w:t xml:space="preserve">(OE5 – Seguridad y protección de datos)</w:t>
       </w:r>
       <w:r>
-        <w:t xml:space="preserve"> Se diseñó un checklist de cumplimiento anclado a OWASP ASVS y a la </w:t>
+        <w:t xml:space="preserve"> Se implementó y verificó un checklist de cumplimiento anclado a OWASP y a la </w:t>
       </w:r>
       <w:r>
         <w:rPr>
@@ -18369,7 +19007,17 @@
         <w:t xml:space="preserve">Ley N.° 29733</w:t>
       </w:r>
       <w:r>
-        <w:t xml:space="preserve"> y su reglamento (D.S. N.° 016-2024-JUS), incorporando cifrado, control de acceso RBAC, derechos ARCO, portabilidad, notificación de incidentes y la figura del Oficial de Datos Personales. Esto posiciona a la plataforma en cumplimiento con la normativa vigente —un diferenciador respecto de los antecedentes revisados— y responde al quinto objetivo específico.</w:t>
+        <w:t xml:space="preserve"> y su reglamento (D.S. N.° 016-2024-JUS), alcanzando el </w:t>
+      </w:r>
+      <w:r>
+        <w:rPr>
+          <w:b/>
+          <w:bCs/>
+        </w:rPr>
+        <w:t xml:space="preserve">100 %</w:t>
+      </w:r>
+      <w:r>
+        <w:t xml:space="preserve"> (13/13 controles) entre cifrado, control de acceso RBAC, derechos ARCO, portabilidad, notificación de incidentes y la figura del Oficial de Datos Personales. Esto posiciona a la plataforma en cumplimiento con la normativa vigente —un diferenciador respecto de los antecedentes revisados— y responde al quinto objetivo específico. Queda pendiente, como recomendación, la validación por una auditoría externa independiente.</w:t>
       </w:r>
     </w:p>
     <w:p>
@@ -18482,10 +19130,10 @@
           <w:b/>
           <w:bCs/>
         </w:rPr>
-        <w:t xml:space="preserve">Completar la fase de construcción y medición.</w:t>
-      </w:r>
-      <w:r>
-        <w:t xml:space="preserve"> Ejecutar la implementación de los siete módulos y aplicar los instrumentos validados para consignar los resultados reales de funcionamiento, seguridad y usabilidad en las tablas del Capítulo IV.</w:t>
+        <w:t xml:space="preserve">Completar la medición de usabilidad.</w:t>
+      </w:r>
+      <w:r>
+        <w:t xml:space="preserve"> Aplicar el cuestionario SUS validado a la muestra piloto real de usuarios y calcular el Alfa de Cronbach, para consignar los resultados de la variable X4 (Usabilidad) en el Capítulo IV — el único indicador aún pendiente de medición entre los seis objetivos específicos.</w:t>
       </w:r>
     </w:p>
     <w:p>
@@ -41514,7 +42162,7 @@
         <w:jc w:val="left"/>
       </w:pPr>
       <w:r>
-        <w:t xml:space="preserve">Se presentan los cinco ADR que justifican la metodología SDD, la Clean Architecture, la elección de SQL Server con EF Core, la estrategia de seguridad conforme a la Ley 29733 y el modelo de autenticación y autorización.</w:t>
+        <w:t xml:space="preserve">Se presentan los siete ADR que justifican la metodología SDD, la Clean Architecture, la elección inicial de EF Core con SQL Server y su posterior migración a PostgreSQL/Supabase, la estrategia de seguridad conforme a la Ley 29733, el modelo de autenticación y autorización, y la elección del frontend con Blazor.</w:t>
       </w:r>
     </w:p>
     <w:p>
@@ -44190,7 +44838,7 @@
             <w:r>
               <w:t xml:space="preserve"> (≥ 0.70). Ver </w:t>
             </w:r>
-            <w:hyperlink w:history="1" r:id="rId7hmx8sldstovhpnan3s8g">
+            <w:hyperlink w:history="1" r:id="rIdg__ip2xnwddknihbfonad">
               <w:r>
                 <w:rPr>
                   <w:rStyle w:val="Hyperlink"/>
@@ -44252,7 +44900,7 @@
               <w:spacing w:after="0" w:line="240"/>
             </w:pPr>
             <w:r>
-              <w:t xml:space="preserve">.NET 10, C# 14, Blazor, SQL Server 2022, EF Core 10, xUnit, Serilog</w:t>
+              <w:t xml:space="preserve">.NET 10, C# 14, Blazor, PostgreSQL (Supabase), EF Core 10, xUnit, Serilog</w:t>
             </w:r>
           </w:p>
         </w:tc>
